--- a/paper/cover_letter_revision.docx
+++ b/paper/cover_letter_revision.docx
@@ -89,7 +89,7 @@
           <w:b/>
           <w:bCs/>
         </w:rPr>
-        <w:t xml:space="preserve">“Manatrix: A Bio-Inspired Multi-Expert AI Framework for Intelligent Password Guessing and Automated Penetration Testing”</w:t>
+        <w:t xml:space="preserve">“Manatrix: A Bio-Inspired Multi-Expert Framework for Context-Aware Password Analysis and Automated Security Assessment”</w:t>
       </w:r>
     </w:p>
     <w:p>
@@ -130,7 +130,7 @@
         <w:pStyle w:val="BodyText"/>
       </w:pPr>
       <w:r>
-        <w:t xml:space="preserve">Current AI-driven security tools face fundamental limitations in coordinating multi-phase assessments. Single LLM architectures cannot reliably maintain context across reconnaissance, exploitation, post-exploitation, and lateral movement phases. Our approach introduces three contributions:</w:t>
+        <w:t xml:space="preserve">Current automated security tools face fundamental limitations in coordinating multi-phase assessments. Traditional rule-based systems cannot adapt to evolving attack surfaces, while single-model approaches struggle to maintain coherence across reconnaissance, exploitation, and post-exploitation phases. Our approach introduces three contributions:</w:t>
       </w:r>
     </w:p>
     <w:p>
@@ -163,7 +163,7 @@
         </w:numPr>
       </w:pPr>
       <w:r>
-        <w:t xml:space="preserve">MAMBA+DE password generation combining sequence modeling with evolutionary optimization</w:t>
+        <w:t xml:space="preserve">Context-driven password pattern inference using sequence modeling and differential evolution optimization</w:t>
       </w:r>
     </w:p>
     <w:p>
@@ -439,7 +439,7 @@
         <w:pStyle w:val="BodyText"/>
       </w:pPr>
       <w:r>
-        <w:t xml:space="preserve">Your readership spans academic researchers and security practitioners. Our work bridges these communities by providing rigorous experimental methodology (statistical analysis, reproducibility scripts) alongside practical deployment considerations (Docker containers, tool integration, ethical controls).</w:t>
+        <w:t xml:space="preserve">Your readership spans academic researchers and security practitioners. Our work bridges these communities by providing rigorous experimental methodology (statistical analysis, reproducibility scripts) alongside practical deployment considerations (Docker containers, tool integration, ethical controls). The bio-inspired coordination mechanism draws from established neuroscience literature, while the password analysis framework addresses organizational security concerns without requiring sensitive training datasets.</w:t>
       </w:r>
     </w:p>
     <w:p>

--- a/paper/cover_letter_revision.docx
+++ b/paper/cover_letter_revision.docx
@@ -183,7 +183,7 @@
         <w:pStyle w:val="BodyText"/>
       </w:pPr>
       <w:r>
-        <w:t xml:space="preserve">Our evaluation addresses reviewer concerns from preliminary assessment:</w:t>
+        <w:t xml:space="preserve">Our evaluation provides transparent methodology disclosure:</w:t>
       </w:r>
     </w:p>
     <w:p>
@@ -198,13 +198,55 @@
           <w:b/>
           <w:bCs/>
         </w:rPr>
-        <w:t xml:space="preserve">Contemporary benchmarks:</w:t>
+        <w:t xml:space="preserve">Primary testing:</w:t>
       </w:r>
       <w:r>
         <w:t xml:space="preserve"> </w:t>
       </w:r>
       <w:r>
-        <w:t xml:space="preserve">Password experiments use 2023–2025 corporate password datasets (</w:t>
+        <w:t xml:space="preserve">Real execution experiments on DVWA environments achieve 60% success rate, demonstrating practical capability</w:t>
+      </w:r>
+    </w:p>
+    <w:p>
+      <w:pPr>
+        <w:numPr>
+          <w:ilvl w:val="0"/>
+          <w:numId w:val="1002"/>
+        </w:numPr>
+      </w:pPr>
+      <w:r>
+        <w:rPr>
+          <w:b/>
+          <w:bCs/>
+        </w:rPr>
+        <w:t xml:space="preserve">Hardened environment modeling:</w:t>
+      </w:r>
+      <w:r>
+        <w:t xml:space="preserve"> </w:t>
+      </w:r>
+      <w:r>
+        <w:t xml:space="preserve">Simulated estimates suggest 38-52% performance on enterprise configurations with EDR/ASR controls; these are theoretical projections, not experimental validation</w:t>
+      </w:r>
+    </w:p>
+    <w:p>
+      <w:pPr>
+        <w:numPr>
+          <w:ilvl w:val="0"/>
+          <w:numId w:val="1002"/>
+        </w:numPr>
+      </w:pPr>
+      <w:r>
+        <w:rPr>
+          <w:b/>
+          <w:bCs/>
+        </w:rPr>
+        <w:t xml:space="preserve">Password benchmarks:</w:t>
+      </w:r>
+      <w:r>
+        <w:t xml:space="preserve"> </w:t>
+      </w:r>
+      <w:r>
+        <w:t xml:space="preserve">Synthetic dataset (</w:t>
       </w:r>
       <m:oMath>
         <m:r>
@@ -217,41 +259,11 @@
           <m:t>=</m:t>
         </m:r>
         <m:r>
-          <m:t>1</m:t>
-        </m:r>
-        <m:r>
-          <m:rPr>
-            <m:sty m:val="p"/>
-          </m:rPr>
-          <m:t>,</m:t>
-        </m:r>
-        <m:r>
-          <m:t>200</m:t>
+          <m:t>600</m:t>
         </m:r>
       </m:oMath>
       <w:r>
-        <w:t xml:space="preserve">) reflecting modern organizational policies</w:t>
-      </w:r>
-    </w:p>
-    <w:p>
-      <w:pPr>
-        <w:numPr>
-          <w:ilvl w:val="0"/>
-          <w:numId w:val="1002"/>
-        </w:numPr>
-      </w:pPr>
-      <w:r>
-        <w:rPr>
-          <w:b/>
-          <w:bCs/>
-        </w:rPr>
-        <w:t xml:space="preserve">Hardened environments:</w:t>
-      </w:r>
-      <w:r>
-        <w:t xml:space="preserve"> </w:t>
-      </w:r>
-      <w:r>
-        <w:t xml:space="preserve">Penetration testing conducted on Windows Server 2022 with CrowdStrike Falcon EDR and ASR rules enabled</w:t>
+        <w:t xml:space="preserve">) reflecting organizational policy patterns; 36.3% recovery rate comparable to trained methods without password training data</w:t>
       </w:r>
     </w:p>
     <w:p>
@@ -272,7 +284,7 @@
         <w:t xml:space="preserve"> </w:t>
       </w:r>
       <w:r>
-        <w:t xml:space="preserve">Comparison includes hashcat with combined rule sets (OneRuleToRuleThemAll + best64 + rockyou-30000), reflecting practitioner workflows</w:t>
+        <w:t xml:space="preserve">Comparison includes hashcat with combined rule sets (OneRuleToRuleThemAll + best64), reflecting practitioner workflows</w:t>
       </w:r>
     </w:p>
     <w:p>
@@ -293,7 +305,10 @@
         <w:t xml:space="preserve"> </w:t>
       </w:r>
       <w:r>
-        <w:t xml:space="preserve">Power analysis confirms adequate sample size (</w:t>
+        <w:t xml:space="preserve">Ablation study with</w:t>
+      </w:r>
+      <w:r>
+        <w:t xml:space="preserve"> </w:t>
       </w:r>
       <m:oMath>
         <m:r>
@@ -306,34 +321,14 @@
           <m:t>=</m:t>
         </m:r>
         <m:r>
-          <m:t>400</m:t>
+          <m:t>100</m:t>
         </m:r>
       </m:oMath>
       <w:r>
         <w:t xml:space="preserve"> </w:t>
       </w:r>
       <w:r>
-        <w:t xml:space="preserve">for ablation, effect size</w:t>
-      </w:r>
-      <w:r>
-        <w:t xml:space="preserve"> </w:t>
-      </w:r>
-      <m:oMath>
-        <m:r>
-          <m:t>d</m:t>
-        </m:r>
-        <m:r>
-          <m:rPr>
-            <m:sty m:val="p"/>
-          </m:rPr>
-          <m:t>=</m:t>
-        </m:r>
-        <m:r>
-          <m:t>0.84</m:t>
-        </m:r>
-      </m:oMath>
-      <w:r>
-        <w:t xml:space="preserve">), with ANOVA and post-hoc tests reported</w:t>
+        <w:t xml:space="preserve">per configuration, statistical significance reported only for experimental results</w:t>
       </w:r>
     </w:p>
     <w:p>
@@ -353,7 +348,7 @@
         <w:pStyle w:val="BodyText"/>
       </w:pPr>
       <w:r>
-        <w:t xml:space="preserve">We explicitly document failure modes:</w:t>
+        <w:t xml:space="preserve">We explicitly document methodology and performance limitations:</w:t>
       </w:r>
     </w:p>
     <w:p>
@@ -375,7 +370,29 @@
         </w:numPr>
       </w:pPr>
       <w:r>
-        <w:t xml:space="preserve">Defense evasion: 38% success against CrowdStrike Falcon (behavioral detection remains challenging)</w:t>
+        <w:t xml:space="preserve">Hardened environment results: Based on simulation modeling, not actual EDR testing</w:t>
+      </w:r>
+    </w:p>
+    <w:p>
+      <w:pPr>
+        <w:numPr>
+          <w:ilvl w:val="0"/>
+          <w:numId w:val="1003"/>
+        </w:numPr>
+      </w:pPr>
+      <w:r>
+        <w:t xml:space="preserve">Password dataset: Synthetic, not actual breach data; results may not generalize to real organizational passwords</w:t>
+      </w:r>
+    </w:p>
+    <w:p>
+      <w:pPr>
+        <w:numPr>
+          <w:ilvl w:val="0"/>
+          <w:numId w:val="1003"/>
+        </w:numPr>
+      </w:pPr>
+      <w:r>
+        <w:t xml:space="preserve">Defense evasion: 38% in simulated hardened environments; behavioral detection remains challenging</w:t>
       </w:r>
     </w:p>
     <w:p>
